--- a/docs/capstone/Hive-Summary.docx
+++ b/docs/capstone/Hive-Summary.docx
@@ -26,13 +26,13 @@
     <w:tbl>
       <w:tblPr>
         <w:tblStyle w:val="Table"/>
-        <w:tblW w:w="5000" w:type="pct"/>
-        <w:tblLayout w:type="autofit"/>
+        <w:tblW w:w="9026" w:type="dxa"/>
+        <w:tblLayout w:type="fixed"/>
         <w:tblLook w:firstRow="0" w:lastRow="0" w:firstColumn="0" w:lastColumn="0" w:noHBand="0" w:noVBand="0" w:val="0000"/>
       </w:tblPr>
       <w:tblGrid>
-        <w:gridCol w:w="3960"/>
-        <w:gridCol w:w="3960"/>
+        <w:gridCol w:w="1990"/>
+        <w:gridCol w:w="7036"/>
       </w:tblGrid>
       <w:tr>
         <w:tc>
@@ -1882,18 +1882,11 @@
     <w:basedOn w:val="Heading1"/>
     <w:next w:val="BodyText"/>
     <w:uiPriority w:val="39"/>
-    <w:unhideWhenUsed/>
     <w:qFormat/>
     <w:pPr>
-      <w:spacing w:before="240" w:line="259" w:lineRule="auto"/>
+      <w:spacing w:after="80" w:before="360"/>
       <w:outlineLvl w:val="9"/>
     </w:pPr>
-    <w:rPr>
-      <w:rFonts w:asciiTheme="majorHAnsi" w:cstheme="majorBidi" w:eastAsiaTheme="majorEastAsia" w:hAnsiTheme="majorHAnsi"/>
-      <w:b w:val="0"/>
-      <w:bCs w:val="0"/>
-      <w:color w:themeColor="accent1" w:themeShade="BF" w:val="365F91"/>
-    </w:rPr>
   </w:style>
   <w:style w:type="paragraph" w:customStyle="1" w:styleId="SourceCode">
     <w:name w:val="Source Code"/>

--- a/docs/capstone/Hive-Summary.docx
+++ b/docs/capstone/Hive-Summary.docx
@@ -1416,6 +1416,7 @@
     <w:pPr>
       <w:keepNext/>
       <w:keepLines/>
+      <w:pageBreakBefore/>
       <w:spacing w:after="80" w:before="360"/>
       <w:outlineLvl w:val="0"/>
     </w:pPr>

--- a/docs/capstone/Hive-Summary.docx
+++ b/docs/capstone/Hive-Summary.docx
@@ -173,7 +173,7 @@
               <w:pStyle w:val="Compact"/>
             </w:pPr>
             <w:r>
-              <w:t xml:space="preserve">https://youtu.be/_kvid-1KXxA</w:t>
+              <w:t xml:space="preserve">https://youtu.be/rOvrgbP5F4o</w:t>
             </w:r>
           </w:p>
         </w:tc>
@@ -833,7 +833,7 @@
         </w:numPr>
       </w:pPr>
       <w:r>
-        <w:t xml:space="preserve">Demonstration video: https://youtu.be/_kvid-1KXxA</w:t>
+        <w:t xml:space="preserve">Demonstration video: https://youtu.be/rOvrgbP5F4o</w:t>
       </w:r>
     </w:p>
     <w:bookmarkEnd w:id="545"/>
